--- a/extrakty/doc/TC278WG4/extract_21219-6_(2016).docx
+++ b/extrakty/doc/TC278WG4/extract_21219-6_(2016).docx
@@ -121,20 +121,7 @@
         <w:rPr>
           <w:rFonts w:eastAsia="Arial"/>
         </w:rPr>
-        <w:t xml:space="preserve">Technická specifikace ISO 21219 se zabývá druhou generací protokolu TPEG pro </w:t>
-      </w:r>
-      <w:r>
-        <w:rPr>
-          <w:rFonts w:eastAsia="Arial"/>
-          <w:b/>
-        </w:rPr>
-        <w:t>poskytování informací o dopravě koncovým uživatelům</w:t>
-      </w:r>
-      <w:r>
-        <w:rPr>
-          <w:rFonts w:eastAsia="Arial"/>
-        </w:rPr>
-        <w:t xml:space="preserve">, označovanou také jako TPEG2. </w:t>
+        <w:t xml:space="preserve">Technická specifikace ISO 21219 stanovuje formát a protokol TPEG určený pro poskytování informací o dopravě koncovým uživatelům. TPEG je určen pro média s vysokou přenosovou kapacitou, umožňuje informace členit strukturovaně se zvyšující se mírou detailů a komplexně popisovat polohu.</w:t>
       </w:r>
     </w:p>
     <w:p>
@@ -145,33 +132,7 @@
         <w:rPr>
           <w:rFonts w:eastAsia="Arial" w:cs="Arial"/>
         </w:rPr>
-        <w:t>ISO/TS 21219 obsahuje mnoho částí, které pokrývají úvod, pravidla, “nástroje” (</w:t>
-      </w:r>
-      <w:proofErr w:type="spellStart"/>
-      <w:r>
-        <w:rPr>
-          <w:rFonts w:eastAsia="Arial" w:cs="Arial"/>
-        </w:rPr>
-        <w:t>toolkity</w:t>
-      </w:r>
-      <w:proofErr w:type="spellEnd"/>
-      <w:r>
-        <w:rPr>
-          <w:rFonts w:eastAsia="Arial" w:cs="Arial"/>
-        </w:rPr>
-        <w:t>) a jednotlivé aplikace. TPEG2 je postaven na modelování v UML, se sadu základních pravidel obsahujících strategii modelování zah</w:t>
-      </w:r>
-      <w:r>
-        <w:rPr>
-          <w:rFonts w:eastAsia="Arial" w:cs="Arial"/>
-        </w:rPr>
-        <w:t>r</w:t>
-      </w:r>
-      <w:r>
-        <w:rPr>
-          <w:rFonts w:eastAsia="Arial" w:cs="Arial"/>
-        </w:rPr>
-        <w:t>nutou v částech 2, 3, 4 a na konverzi modelu do dvou fyzických formátů: binárního pro vysílání v DAB a XML pro šíření Internetem, (jiné mohou být přidány v budoucnu). TISA používá automatizovaný nástroj pro převod z UML modelu (XMI soubor) přímo do dokumentu MS Word s přílohami pro každý fyzický formát. Tento přístup umožnil snadnou udržovatelnost a rozšiřitelnost specifikace.</w:t>
+        <w:t xml:space="preserve">Jednotlivé oblasti dopravních událostí jsou v TPEG popsány odděleně, pomocí platformě nezávislého modelu (UML) a dvou odvozených platformě závislých modelů (binární a XML). Části specifikace stanovují pravidla tvorby modelu jeho převodu do platformě závislé podoby.</w:t>
       </w:r>
     </w:p>
     <w:p>
@@ -182,143 +143,50 @@
         <w:rPr>
           <w:rFonts w:eastAsia="Arial"/>
         </w:rPr>
-        <w:t>TPEG2 má kontejneru koncepční strukturu obsahující 3 kontejnery: management zpráv (část 6), dopravní apl</w:t>
-      </w:r>
-      <w:r>
-        <w:rPr>
-          <w:rFonts w:eastAsia="Arial"/>
-        </w:rPr>
-        <w:t>i</w:t>
-      </w:r>
-      <w:r>
-        <w:rPr>
-          <w:rFonts w:eastAsia="Arial"/>
-        </w:rPr>
-        <w:t>kaci (mnoho dílů) a odkazování na polohu (část 7). Koncepční části jsou většinou nazývány nástroje (</w:t>
-      </w:r>
-      <w:proofErr w:type="spellStart"/>
-      <w:r>
-        <w:rPr>
-          <w:rFonts w:eastAsia="Arial"/>
-        </w:rPr>
-        <w:t>toolkity</w:t>
-      </w:r>
-      <w:proofErr w:type="spellEnd"/>
-      <w:r>
-        <w:rPr>
-          <w:rFonts w:eastAsia="Arial"/>
-        </w:rPr>
-        <w:t>). Specifikace se skládá z těchto částí (tučně je zvýrazněna část popisovaná v tomto extraktu):</w:t>
+        <w:t xml:space="preserve">Více informací o kontextu TPEG je obsaženo v úvodu extraktu k části 1 normy TPEG (21219-1).</w:t>
       </w:r>
     </w:p>
     <w:p>
       <w:pPr>
-        <w:pStyle w:val="Seznamvnorm"/>
-        <w:numPr>
-          <w:ilvl w:val="0"/>
-          <w:numId w:val="30"/>
-        </w:numPr>
-        <w:ind w:left="284" w:hanging="218"/>
-      </w:pPr>
-      <w:proofErr w:type="spellStart"/>
-      <w:r>
-        <w:rPr>
-          <w:b/>
-        </w:rPr>
-        <w:t>Toolkity</w:t>
-      </w:r>
-      <w:proofErr w:type="spellEnd"/>
-      <w:r>
-        <w:rPr>
-          <w:b/>
-        </w:rPr>
-        <w:t xml:space="preserve"> </w:t>
-      </w:r>
-      <w:r>
-        <w:t>(nástroje): TPEG2-INV (část 1: Úvod, číslování a verze), TPEG2-UML (část 2: Pravidla modelování pomocí UML), TPEG2-UBCR (část 3: Pravidla pro konverzi z UML do binárního kódu), TPEG2-UXCR (část 4: Pravidla pro konverzi UML do XML), TPEG2-SFW (část 5: Rámec pro služby TPEG), TPEG2-MMC (část 6: Kontejner pro management zpráv), TPEG2-LRC (část 7: Kontejner pro odkazování na polohu)</w:t>
+        <w:pStyle w:val="Textnormy"/>
+      </w:pPr>
+      <w:r>
+        <w:rPr>
+          <w:rFonts w:eastAsia="Arial"/>
+        </w:rPr>
+        <w:t xml:space="preserve">Technická specifikace ISO 21219 se zabývá druhou generací protokolu TPEG, označovaným zkratkou TPEG2. Rozlišení TPEG/TPEG1/TPEG2 se většinou uvádí pouze v úvodní části norem/specifikací, zatímco ostatní kapitoly již mezi TPEG a TPEG2 nerozlišují - to je implicitní dle kontextu.</w:t>
       </w:r>
     </w:p>
     <w:p>
       <w:pPr>
-        <w:pStyle w:val="Seznamvnorm"/>
-        <w:numPr>
-          <w:ilvl w:val="0"/>
-          <w:numId w:val="30"/>
-        </w:numPr>
-        <w:ind w:left="284" w:hanging="218"/>
-      </w:pPr>
-      <w:r>
-        <w:rPr>
-          <w:b/>
-        </w:rPr>
-        <w:t>Speciální aplikace</w:t>
-      </w:r>
-      <w:r>
-        <w:t>: TPEG2-SNI (část 9: Informace o službách a síti), TPEG2-CAI (část 10: Informace o podmíněném přístupu), TPEG2-LTE (část 24: Slabé šifrování)</w:t>
+        <w:pStyle w:val="Textnormy"/>
+      </w:pPr>
+      <w:r>
+        <w:rPr>
+          <w:rFonts w:eastAsia="Arial"/>
+        </w:rPr>
+        <w:t xml:space="preserve">Tento extrakt (dále jen “popisovaný dokument”) popisuje část 6 normy TPEG, která specifikuje jednu ze tří důležitých částí zprávy, tzv. Kontejner pro management zpráv a související způsob aktualizace zpráv. Každá zpráva TPEG povinně obsahuje alespoň tento Kontejner (MMC).</w:t>
       </w:r>
     </w:p>
     <w:p>
       <w:pPr>
-        <w:pStyle w:val="Seznamvnorm"/>
-        <w:numPr>
-          <w:ilvl w:val="0"/>
-          <w:numId w:val="30"/>
-        </w:numPr>
-        <w:ind w:left="284" w:hanging="218"/>
-      </w:pPr>
-      <w:r>
-        <w:rPr>
-          <w:b/>
-        </w:rPr>
-        <w:t>Odkazování na polohu</w:t>
-      </w:r>
-      <w:r>
-        <w:t>: TPEG2-ULR (část 11: Odkazování na polohu v aplikacích), TPEG2-ETL (část 20: Odkazování na polohu pomocí rozšířeného TMC), TPEG2-GLR (část 21: Geografické odkazování na pol</w:t>
-      </w:r>
-      <w:r>
-        <w:t>o</w:t>
-      </w:r>
-      <w:r>
-        <w:t xml:space="preserve">hu), TPEG2-OLR (část 22: Odkazování na polohu pomocí </w:t>
-      </w:r>
-      <w:proofErr w:type="spellStart"/>
-      <w:r>
-        <w:t>OpenLR</w:t>
-      </w:r>
-      <w:proofErr w:type="spellEnd"/>
-      <w:r>
-        <w:t>)</w:t>
+        <w:pStyle w:val="Poznmka"/>
+      </w:pPr>
+      <w:r>
+        <w:rPr>
+          <w:rFonts w:eastAsia="Arial"/>
+          <w:i/>
+        </w:rPr>
+        <w:t xml:space="preserve">Poznámka: Extrakt uvádí vybrané kapitoly popisovaného dokumentu a přejímá původní číslování kapitol.</w:t>
       </w:r>
     </w:p>
     <w:p>
       <w:pPr>
-        <w:pStyle w:val="Seznamvnorm"/>
-        <w:numPr>
-          <w:ilvl w:val="0"/>
-          <w:numId w:val="30"/>
-        </w:numPr>
-        <w:ind w:left="284" w:hanging="218"/>
-      </w:pPr>
-      <w:r>
-        <w:rPr>
-          <w:b/>
-        </w:rPr>
-        <w:t>Aplikace</w:t>
-      </w:r>
-      <w:r>
-        <w:t>: TPEG2-RTM (část 12: Aplikace pro zprávy o silniční dopravě), TPEG2-PTI (část 13: Aplikace pro informace o veřejné dopravě), TPEG2-PKI (část 14: Aplikace pro informace o parkování), TPEG2-TEC (část 15: Aplikace pro vybrané dopravní události), TPEG2-FPI (část 16: Aplikace pro informace o cenách poho</w:t>
-      </w:r>
-      <w:r>
-        <w:t>n</w:t>
-      </w:r>
-      <w:r>
-        <w:t>ných hmot), TPEG2-SPI (část 17: Aplikace pro informace o rychlostních omezeních), TPEG2-TFP (část 18: Aplikace pro informace o stavu dopravního proudu a jeho predikci), TPEG2-WEA (část 19: Aplikace pro i</w:t>
-      </w:r>
-      <w:r>
-        <w:t>n</w:t>
-      </w:r>
-      <w:r>
-        <w:t>formace o počasí), TPEG2-RMR (část 23: Aplikace pro informace o multimodálních trasách), TPEG2-EMI (část 25: Informace o elektro mobilitě) a další.</w:t>
+        <w:pStyle w:val="Nadpis1"/>
+      </w:pPr>
+      <w:r>
+        <w:lastRenderedPageBreak/>
+        <w:t>Užití</w:t>
       </w:r>
     </w:p>
     <w:p>
@@ -329,7 +197,7 @@
         <w:rPr>
           <w:rFonts w:eastAsia="Arial"/>
         </w:rPr>
-        <w:t>Na rozdíl od RDS-TMC, které je svým způsobem popisu události jedno úrovňové, umožňuje TPEG informace členit strukturovaně se zvyšující se mírou detailu. Dopravní události popisuje TPEG je úzkoprofilově, je vždy zaměřen na jeden konkrétní typ situací (například pro ceny pohonných hmot, dojezdové doby atd.), které pop</w:t>
+        <w:t>Popisovaný dokument uvádí 2 způsoby, jakými může být realizován Kontejner pro management zpráv, který uvádí verzi, identifikátor, platnost a hlavně způsob aktualizace zpráv. Způsob aktualizace může být jak monol</w:t>
       </w:r>
       <w:r>
         <w:rPr>
@@ -341,7 +209,45 @@
         <w:rPr>
           <w:rFonts w:eastAsia="Arial"/>
         </w:rPr>
-        <w:t xml:space="preserve">suje do větší hloubky, každému typu je věnována samostatná část specifikace, tzv. Aplikace TPEG. </w:t>
+        <w:t>tický (celá zpráva, všechny její kontejnery, je aktualizována najednou), tak i po částech (kdy jsou samostatně aktualizovány kontejnery</w:t>
+      </w:r>
+      <w:r>
+        <w:rPr>
+          <w:rFonts w:eastAsia="Arial"/>
+        </w:rPr>
+        <w:t>,</w:t>
+      </w:r>
+      <w:r>
+        <w:rPr>
+          <w:rFonts w:eastAsia="Arial"/>
+        </w:rPr>
+        <w:t xml:space="preserve"> ze kterých se skládá zpráva). Kontejner MMC je povinnou součástí všech zpráv, (je jedním </w:t>
+      </w:r>
+      <w:proofErr w:type="gramStart"/>
+      <w:r>
+        <w:rPr>
+          <w:rFonts w:eastAsia="Arial"/>
+        </w:rPr>
+        <w:t>ze</w:t>
+      </w:r>
+      <w:proofErr w:type="gramEnd"/>
+      <w:r>
+        <w:rPr>
+          <w:rFonts w:eastAsia="Arial"/>
+        </w:rPr>
+        <w:t xml:space="preserve"> 3 kontejnerů, ze kterých se správa skládá a jako jediný je povinný). Další části specifikace 21219, ve kterých jsou stanoveny Aplikace TPEG (parkování, ceny paliva, …), již MMC neuvádějí (pouze v některých př</w:t>
+      </w:r>
+      <w:r>
+        <w:rPr>
+          <w:rFonts w:eastAsia="Arial"/>
+        </w:rPr>
+        <w:t>í</w:t>
+      </w:r>
+      <w:r>
+        <w:rPr>
+          <w:rFonts w:eastAsia="Arial"/>
+        </w:rPr>
+        <w:t xml:space="preserve">padech upřesňují jeho použití). </w:t>
       </w:r>
     </w:p>
     <w:p>
@@ -352,224 +258,38 @@
         <w:rPr>
           <w:rFonts w:eastAsia="Arial"/>
         </w:rPr>
-        <w:t>Rozlišení TPEG / TPEG1 / TPEG2 se většinou uvádí pouze v úvodu částí norem/specifikací, zatímco ostatní kapitoly již mezi TPEG a TPEG2 nerozlišují - to je implicitní dle kontextu, stejným způsobem k tomu přistupuj</w:t>
-      </w:r>
-      <w:r>
-        <w:rPr>
-          <w:rFonts w:eastAsia="Arial"/>
-        </w:rPr>
-        <w:t>e</w:t>
-      </w:r>
-      <w:r>
-        <w:rPr>
-          <w:rFonts w:eastAsia="Arial"/>
-        </w:rPr>
-        <w:t>me i v tomto extraktu.</w:t>
+        <w:t>MMC je povinnou součástí předávaných zpráv, proto je tato norma nezbytná pro poskytovatele i příjemce d</w:t>
+      </w:r>
+      <w:r>
+        <w:rPr>
+          <w:rFonts w:eastAsia="Arial"/>
+        </w:rPr>
+        <w:t>o</w:t>
+      </w:r>
+      <w:r>
+        <w:rPr>
+          <w:rFonts w:eastAsia="Arial"/>
+        </w:rPr>
+        <w:t xml:space="preserve">pravních informací, jejich programátory, kteří pracují se samotným formátem XML či programují datové proudy pro DAB. Identifikátor a verze zprávy, obsažené právě v MMC, jsou zásadní pro její „skládání“ v přijímači a pro prezentaci uživateli. </w:t>
       </w:r>
     </w:p>
     <w:p>
       <w:pPr>
-        <w:pStyle w:val="Textnormy"/>
-      </w:pPr>
-      <w:r>
-        <w:rPr>
-          <w:rFonts w:eastAsia="Arial"/>
-        </w:rPr>
-        <w:t>Tento extrakt popisuje část 6 “Kontejner pro management zpráv” (dále jen “popisovaný dokument”), která spec</w:t>
-      </w:r>
-      <w:r>
-        <w:rPr>
-          <w:rFonts w:eastAsia="Arial"/>
-        </w:rPr>
-        <w:t>i</w:t>
-      </w:r>
-      <w:r>
-        <w:rPr>
-          <w:rFonts w:eastAsia="Arial"/>
-        </w:rPr>
-        <w:t>fikuje jednu ze tří důležitých částí zprávy, tzv. Kontejner pro management zpráv a související</w:t>
-      </w:r>
-      <w:r>
-        <w:rPr>
-          <w:rFonts w:eastAsia="Arial"/>
-        </w:rPr>
-        <w:t xml:space="preserve"> způsob aktualiz</w:t>
-      </w:r>
-      <w:r>
-        <w:rPr>
-          <w:rFonts w:eastAsia="Arial"/>
-        </w:rPr>
-        <w:t>a</w:t>
-      </w:r>
-      <w:r>
-        <w:rPr>
-          <w:rFonts w:eastAsia="Arial"/>
-        </w:rPr>
-        <w:t>ce zpráv.</w:t>
-      </w:r>
-      <w:r>
-        <w:rPr>
-          <w:rFonts w:eastAsia="Arial"/>
-        </w:rPr>
-        <w:t xml:space="preserve"> </w:t>
-      </w:r>
-      <w:r>
-        <w:rPr>
-          <w:rFonts w:eastAsia="Arial"/>
-        </w:rPr>
-        <w:t>K</w:t>
-      </w:r>
-      <w:r>
-        <w:rPr>
-          <w:rFonts w:eastAsia="Arial"/>
-        </w:rPr>
-        <w:t>aždá zpráva TPEG povinně obsahuje alespoň tento Kontejner (MMC).</w:t>
+        <w:pStyle w:val="Nadpis1"/>
+      </w:pPr>
+      <w:r>
+        <w:t>Souvisící normy</w:t>
       </w:r>
     </w:p>
     <w:p>
       <w:pPr>
-        <w:pStyle w:val="Poznmka"/>
-      </w:pPr>
-      <w:r>
-        <w:rPr>
-          <w:rFonts w:eastAsia="Arial"/>
-        </w:rPr>
-        <w:t>Poznámka: Extrakt přejímá původní číslování kapitol.</w:t>
-      </w:r>
-    </w:p>
-    <w:p>
-      <w:pPr>
-        <w:pStyle w:val="Nadpis1"/>
-      </w:pPr>
-      <w:r>
-        <w:lastRenderedPageBreak/>
-        <w:t>Užití</w:t>
-      </w:r>
-    </w:p>
-    <w:p>
-      <w:pPr>
         <w:pStyle w:val="Textnormy"/>
       </w:pPr>
       <w:r>
         <w:rPr>
           <w:rFonts w:eastAsia="Arial"/>
         </w:rPr>
-        <w:t>Popisovaný dokument uvádí 2 způsoby, jakými může být realizován Kontejner pro management zpráv, který uvádí verzi, identifikátor, platnost a hlavně způsob aktualizace zpráv. Způsob aktualizace může být jak monol</w:t>
-      </w:r>
-      <w:r>
-        <w:rPr>
-          <w:rFonts w:eastAsia="Arial"/>
-        </w:rPr>
-        <w:t>i</w:t>
-      </w:r>
-      <w:r>
-        <w:rPr>
-          <w:rFonts w:eastAsia="Arial"/>
-        </w:rPr>
-        <w:t>tický (celá zpráva, všechny její kontejnery, je aktualizována najednou), tak i po částech (kdy jsou samostatně aktualizovány kontejnery</w:t>
-      </w:r>
-      <w:r>
-        <w:rPr>
-          <w:rFonts w:eastAsia="Arial"/>
-        </w:rPr>
-        <w:t>,</w:t>
-      </w:r>
-      <w:r>
-        <w:rPr>
-          <w:rFonts w:eastAsia="Arial"/>
-        </w:rPr>
-        <w:t xml:space="preserve"> ze kterých se skládá zpráva). Kontejner MMC je povinnou součástí všech zpráv, (je jedním </w:t>
-      </w:r>
-      <w:proofErr w:type="gramStart"/>
-      <w:r>
-        <w:rPr>
-          <w:rFonts w:eastAsia="Arial"/>
-        </w:rPr>
-        <w:t>ze</w:t>
-      </w:r>
-      <w:proofErr w:type="gramEnd"/>
-      <w:r>
-        <w:rPr>
-          <w:rFonts w:eastAsia="Arial"/>
-        </w:rPr>
-        <w:t xml:space="preserve"> 3 kontejnerů, ze kterých se správa skládá a jako jediný je povinný). Další části specifikace 21219, ve kterých jsou stanoveny Aplikace TPEG (parkování, ceny paliva, …), již MMC neuvádějí (pouze v některých př</w:t>
-      </w:r>
-      <w:r>
-        <w:rPr>
-          <w:rFonts w:eastAsia="Arial"/>
-        </w:rPr>
-        <w:t>í</w:t>
-      </w:r>
-      <w:r>
-        <w:rPr>
-          <w:rFonts w:eastAsia="Arial"/>
-        </w:rPr>
-        <w:t xml:space="preserve">padech upřesňují jeho použití). </w:t>
-      </w:r>
-    </w:p>
-    <w:p>
-      <w:pPr>
-        <w:pStyle w:val="Textnormy"/>
-      </w:pPr>
-      <w:r>
-        <w:rPr>
-          <w:rFonts w:eastAsia="Arial"/>
-        </w:rPr>
-        <w:t>MMC je povinnou součástí předávaných zpráv, proto je tato norma nezbytná pro poskytovatele i příjemce d</w:t>
-      </w:r>
-      <w:r>
-        <w:rPr>
-          <w:rFonts w:eastAsia="Arial"/>
-        </w:rPr>
-        <w:t>o</w:t>
-      </w:r>
-      <w:r>
-        <w:rPr>
-          <w:rFonts w:eastAsia="Arial"/>
-        </w:rPr>
-        <w:t xml:space="preserve">pravních informací, jejich programátory, kteří pracují se samotným formátem XML či programují datové proudy pro DAB. Identifikátor a verze zprávy, obsažené právě v MMC, jsou zásadní pro její „skládání“ v přijímači a pro prezentaci uživateli. </w:t>
-      </w:r>
-    </w:p>
-    <w:p>
-      <w:pPr>
-        <w:pStyle w:val="Nadpis1"/>
-      </w:pPr>
-      <w:r>
-        <w:t>Souvisící normy</w:t>
-      </w:r>
-    </w:p>
-    <w:p>
-      <w:pPr>
-        <w:pStyle w:val="Textnormy"/>
-      </w:pPr>
-      <w:r>
-        <w:rPr>
-          <w:rFonts w:eastAsia="Arial"/>
-        </w:rPr>
-        <w:t xml:space="preserve">Popisovaný dokument souvisí s mnoha částmi specifikace TPEG2, které vyjmenovává v předmluvě (počet částí se stále rozšiřuje). Skutečně použité normy/dokumenty cituje v textu a uvádí v nečíslované kapitole Bibliografie a kapitole 2 Souvisící normy, kde se odkazuje na 4 normy. </w:t>
-      </w:r>
-    </w:p>
-    <w:p>
-      <w:pPr>
-        <w:pStyle w:val="Textnormy"/>
-      </w:pPr>
-      <w:r>
-        <w:rPr>
-          <w:rFonts w:eastAsia="Arial"/>
-        </w:rPr>
-        <w:t>Všechny odkazované normy mají v popisovaném dokumentu stejnou důležitost. Jedná se o odkaz na specifik</w:t>
-      </w:r>
-      <w:r>
-        <w:rPr>
-          <w:rFonts w:eastAsia="Arial"/>
-        </w:rPr>
-        <w:t>a</w:t>
-      </w:r>
-      <w:r>
-        <w:rPr>
-          <w:rFonts w:eastAsia="Arial"/>
-        </w:rPr>
-        <w:t xml:space="preserve">ci „Informace o službách a síti“ první generace (18234-3, TPEG1-SNI) a specifikace pro modelování TPEG v UML (21219-2, TPEG2-UML) a odvozování do XML (21219-4, TPEG2-UXCR) a binární podoby (21219-3, TPEG2-UBCR). </w:t>
+        <w:t xml:space="preserve">Tento dokument uvádí 4 normativní odkazy na normu TPEG2 ISO 21219 části 2 (pravidla modelování), 3 (odvození do binární podoby) a 4 (odvození do XML)  a normu TPEG1 ISO 18234-3 Informace o službách a síti.</w:t>
       </w:r>
     </w:p>
     <w:p>
@@ -1098,19 +818,7 @@
         <w:rPr>
           <w:rFonts w:eastAsia="Arial"/>
         </w:rPr>
-        <w:t>Kontejner MMC neobsahuje žádná aplikační data, pouze administrativní informace umožňující sestavení a říz</w:t>
-      </w:r>
-      <w:r>
-        <w:rPr>
-          <w:rFonts w:eastAsia="Arial"/>
-        </w:rPr>
-        <w:t>e</w:t>
-      </w:r>
-      <w:r>
-        <w:rPr>
-          <w:rFonts w:eastAsia="Arial"/>
-        </w:rPr>
-        <w:t xml:space="preserve">ní zprávy v klientském zařízení. </w:t>
+        <w:t xml:space="preserve">Kontejner MMC neobsahuje žádná aplikační data, pouze administrativní informace umožňující sestavení a řízení zprávy v klientském zařízení. MMC umožňuje dva způsoby popisu a aktualizace zpráv:</w:t>
       </w:r>
     </w:p>
     <w:p>
@@ -1126,7 +834,7 @@
         <w:ind w:left="284" w:hanging="218"/>
       </w:pPr>
       <w:r>
-        <w:t>MMC umožňuje dva způsoby popisu a aktualizace zpráv:</w:t>
+        <w:t>monolitický způsob aktualizace zpráv a</w:t>
       </w:r>
     </w:p>
     <w:p>
@@ -1142,32 +850,53 @@
         <w:ind w:left="284" w:hanging="218"/>
       </w:pPr>
       <w:r>
-        <w:t>monolitický způsob aktualizace zpráv a</w:t>
+        <w:t>aktualizaci částí zprávy.</w:t>
       </w:r>
     </w:p>
     <w:p>
       <w:pPr>
-        <w:pStyle w:val="Seznamvnorm"/>
-        <w:numPr>
-          <w:ilvl w:val="0"/>
-          <w:numId w:val="30"/>
-        </w:numPr>
-        <w:tabs>
-          <w:tab w:val="num" w:pos="360"/>
-        </w:tabs>
-        <w:ind w:left="284" w:hanging="218"/>
-      </w:pPr>
-      <w:r>
-        <w:t>aktualizaci částí zprávy.</w:t>
-      </w:r>
+        <w:pStyle w:val="Textnormy"/>
+        <w:rPr>
+          <w:rFonts w:eastAsia="Arial"/>
+        </w:rPr>
+      </w:pPr>
     </w:p>
     <w:p>
       <w:pPr>
         <w:pStyle w:val="Textnormy"/>
-        <w:rPr>
-          <w:rFonts w:eastAsia="Arial"/>
-        </w:rPr>
-      </w:pPr>
+      </w:pPr>
+      <w:r>
+        <w:rPr>
+          <w:rFonts w:eastAsia="Arial"/>
+        </w:rPr>
+        <w:t>Každý z těchto způsobů má svoje výhody a nevýhody. Monolitický způsob umožňuje aktualizaci zpráv pouze kompletním nahrazením novou zprávou se stejným ID a vyšší verzí. Hodí se tak pro zprávy, kde se mění jak část popisu události i polohy přibližně stejně často a ideálně ve stejný čas. Má nižší režii než druhý způsob a</w:t>
+      </w:r>
+      <w:r>
+        <w:rPr>
+          <w:rFonts w:eastAsia="Arial"/>
+        </w:rPr>
+        <w:t>k</w:t>
+      </w:r>
+      <w:r>
+        <w:rPr>
+          <w:rFonts w:eastAsia="Arial"/>
+        </w:rPr>
+        <w:t>tualizace zpráv po částech, kdy do přijímače „proudí“ od poskytovatele části zpráv identifikované číslem části, verze a ID, tyto zprávy pak přijímač skládá podle informací z tzv. hlavní zprávy (</w:t>
+      </w:r>
+      <w:proofErr w:type="spellStart"/>
+      <w:r>
+        <w:rPr>
+          <w:rFonts w:eastAsia="Arial"/>
+        </w:rPr>
+        <w:t>MasterMessage</w:t>
+      </w:r>
+      <w:proofErr w:type="spellEnd"/>
+      <w:r>
+        <w:rPr>
+          <w:rFonts w:eastAsia="Arial"/>
+        </w:rPr>
+        <w:t xml:space="preserve">) dohromady. </w:t>
+      </w:r>
     </w:p>
     <w:p>
       <w:pPr>
@@ -1177,33 +906,7 @@
         <w:rPr>
           <w:rFonts w:eastAsia="Arial"/>
         </w:rPr>
-        <w:t>Každý z těchto způsobů má svoje výhody a nevýhody. Monolitický způsob umožňuje aktualizaci zpráv pouze kompletním nahrazením novou zprávou se stejným ID a vyšší verzí. Hodí se tak pro zprávy, kde se mění jak část popisu události i polohy přibližně stejně často a ideálně ve stejný čas. Má nižší režii než druhý způsob a</w:t>
-      </w:r>
-      <w:r>
-        <w:rPr>
-          <w:rFonts w:eastAsia="Arial"/>
-        </w:rPr>
-        <w:t>k</w:t>
-      </w:r>
-      <w:r>
-        <w:rPr>
-          <w:rFonts w:eastAsia="Arial"/>
-        </w:rPr>
-        <w:t>tualizace zpráv po částech, kdy do přijímače „proudí“ od poskytovatele části zpráv identifikované číslem části, verze a ID, tyto zprávy pak přijímač skládá podle informací z tzv. hlavní zprávy (</w:t>
-      </w:r>
-      <w:proofErr w:type="spellStart"/>
-      <w:r>
-        <w:rPr>
-          <w:rFonts w:eastAsia="Arial"/>
-        </w:rPr>
-        <w:t>MasterMessage</w:t>
-      </w:r>
-      <w:proofErr w:type="spellEnd"/>
-      <w:r>
-        <w:rPr>
-          <w:rFonts w:eastAsia="Arial"/>
-        </w:rPr>
-        <w:t xml:space="preserve">) dohromady. </w:t>
+        <w:t xml:space="preserve">V článku  4.1.3 Management monolitických zpráv je popsán tento způsob řízení zpráv a ukázán na obrázku. Do přijímače přicházejí pouze celé zprávy a jsou aktualizovány nahrazením staré zprávy novou. </w:t>
       </w:r>
     </w:p>
     <w:p>
@@ -1214,7 +917,73 @@
         <w:rPr>
           <w:rFonts w:eastAsia="Arial"/>
         </w:rPr>
-        <w:t xml:space="preserve">V článku  4.1.3 Management monolitických zpráv je popsán tento způsob řízení zpráv a ukázán na obrázku. Do přijímače přicházejí pouze celé zprávy a jsou aktualizovány nahrazením staré zprávy novou. </w:t>
+        <w:t xml:space="preserve">V následujícím článku 4.1.4 je i s příkladem popsán management částí zpráv. Zde do přijímače přicházejí dva typy zpráv, tzv. hlavní zpráva a částečná zpráva. Hlavní zpráva obsahuje pouze MMC (jako </w:t>
+      </w:r>
+      <w:proofErr w:type="spellStart"/>
+      <w:r>
+        <w:rPr>
+          <w:rFonts w:eastAsia="Arial"/>
+        </w:rPr>
+        <w:t>MasterMessage</w:t>
+      </w:r>
+      <w:proofErr w:type="spellEnd"/>
+      <w:r>
+        <w:rPr>
+          <w:rFonts w:eastAsia="Arial"/>
+        </w:rPr>
+        <w:t>) s identifikací zprávy, verze, časem vypršení, adresáře částí (číslo), ze kterých se skládá a jejich typů (volite</w:t>
+      </w:r>
+      <w:r>
+        <w:rPr>
+          <w:rFonts w:eastAsia="Arial"/>
+        </w:rPr>
+        <w:t>l</w:t>
+      </w:r>
+      <w:r>
+        <w:rPr>
+          <w:rFonts w:eastAsia="Arial"/>
+        </w:rPr>
+        <w:t xml:space="preserve">nost/povinnost části) a indikátoru zneplatnění zprávy. Druhý typ, část zprávy, obsahuje MMC (jako </w:t>
+      </w:r>
+      <w:proofErr w:type="spellStart"/>
+      <w:r>
+        <w:rPr>
+          <w:rFonts w:eastAsia="Arial"/>
+        </w:rPr>
+        <w:t>Messag</w:t>
+      </w:r>
+      <w:r>
+        <w:rPr>
+          <w:rFonts w:eastAsia="Arial"/>
+        </w:rPr>
+        <w:t>e</w:t>
+      </w:r>
+      <w:r>
+        <w:rPr>
+          <w:rFonts w:eastAsia="Arial"/>
+        </w:rPr>
+        <w:t>Part</w:t>
+      </w:r>
+      <w:proofErr w:type="spellEnd"/>
+      <w:r>
+        <w:rPr>
+          <w:rFonts w:eastAsia="Arial"/>
+        </w:rPr>
+        <w:t xml:space="preserve">, se stejnými atributy jako hlavní zpráva, až na adresář) společně buď s ADC či LRC. Identifikátory těchto (částečných) zpráv musí být shodné s hlavní zprávou, vše ostatní se může lišit. Přijímač skládá zprávu pouze v případě, že již dostal hlavní zprávu a všechny povinné části. Pokud dojde nová aktualizace, tak ji aplikuje pouze na danou část zprávy. Pokud dojde nová verze hlavní zprávy, </w:t>
+      </w:r>
+      <w:proofErr w:type="spellStart"/>
+      <w:r>
+        <w:rPr>
+          <w:rFonts w:eastAsia="Arial"/>
+        </w:rPr>
+        <w:t>zneplatňují</w:t>
+      </w:r>
+      <w:proofErr w:type="spellEnd"/>
+      <w:r>
+        <w:rPr>
+          <w:rFonts w:eastAsia="Arial"/>
+        </w:rPr>
+        <w:t xml:space="preserve"> se všechny související části a je nutné přijmout jejich nové aktualizace.</w:t>
       </w:r>
     </w:p>
     <w:p>
@@ -1225,73 +994,21 @@
         <w:rPr>
           <w:rFonts w:eastAsia="Arial"/>
         </w:rPr>
-        <w:t xml:space="preserve">V následujícím článku 4.1.4 je i s příkladem popsán management částí zpráv. Zde do přijímače přicházejí dva typy zpráv, tzv. hlavní zpráva a částečná zpráva. Hlavní zpráva obsahuje pouze MMC (jako </w:t>
+        <w:t>V článku 4.2 je popsán způsob nahrazování zpráv podle verzí došlých zpráv (částí zprávy), explicitní zrušení zpráv (</w:t>
       </w:r>
       <w:proofErr w:type="spellStart"/>
       <w:r>
         <w:rPr>
           <w:rFonts w:eastAsia="Arial"/>
         </w:rPr>
-        <w:t>MasterMessage</w:t>
+        <w:t>cancellation</w:t>
       </w:r>
       <w:proofErr w:type="spellEnd"/>
       <w:r>
         <w:rPr>
           <w:rFonts w:eastAsia="Arial"/>
         </w:rPr>
-        <w:t>) s identifikací zprávy, verze, časem vypršení, adresáře částí (číslo), ze kterých se skládá a jejich typů (volite</w:t>
-      </w:r>
-      <w:r>
-        <w:rPr>
-          <w:rFonts w:eastAsia="Arial"/>
-        </w:rPr>
-        <w:t>l</w:t>
-      </w:r>
-      <w:r>
-        <w:rPr>
-          <w:rFonts w:eastAsia="Arial"/>
-        </w:rPr>
-        <w:t xml:space="preserve">nost/povinnost části) a indikátoru zneplatnění zprávy. Druhý typ, část zprávy, obsahuje MMC (jako </w:t>
-      </w:r>
-      <w:proofErr w:type="spellStart"/>
-      <w:r>
-        <w:rPr>
-          <w:rFonts w:eastAsia="Arial"/>
-        </w:rPr>
-        <w:t>Messag</w:t>
-      </w:r>
-      <w:r>
-        <w:rPr>
-          <w:rFonts w:eastAsia="Arial"/>
-        </w:rPr>
-        <w:t>e</w:t>
-      </w:r>
-      <w:r>
-        <w:rPr>
-          <w:rFonts w:eastAsia="Arial"/>
-        </w:rPr>
-        <w:t>Part</w:t>
-      </w:r>
-      <w:proofErr w:type="spellEnd"/>
-      <w:r>
-        <w:rPr>
-          <w:rFonts w:eastAsia="Arial"/>
-        </w:rPr>
-        <w:t xml:space="preserve">, se stejnými atributy jako hlavní zpráva, až na adresář) společně buď s ADC či LRC. Identifikátory těchto (částečných) zpráv musí být shodné s hlavní zprávou, vše ostatní se může lišit. Přijímač skládá zprávu pouze v případě, že již dostal hlavní zprávu a všechny povinné části. Pokud dojde nová aktualizace, tak ji aplikuje pouze na danou část zprávy. Pokud dojde nová verze hlavní zprávy, </w:t>
-      </w:r>
-      <w:proofErr w:type="spellStart"/>
-      <w:r>
-        <w:rPr>
-          <w:rFonts w:eastAsia="Arial"/>
-        </w:rPr>
-        <w:t>zneplatňují</w:t>
-      </w:r>
-      <w:proofErr w:type="spellEnd"/>
-      <w:r>
-        <w:rPr>
-          <w:rFonts w:eastAsia="Arial"/>
-        </w:rPr>
-        <w:t xml:space="preserve"> se všechny související části a je nutné přijmout jejich nové aktualizace.</w:t>
+        <w:t>), rušení zpráv vypršením platnosti zprávy a způsob rotace čísla verze (omezeno na 0-255).</w:t>
       </w:r>
     </w:p>
     <w:p>
@@ -1302,158 +1019,131 @@
         <w:rPr>
           <w:rFonts w:eastAsia="Arial"/>
         </w:rPr>
-        <w:t>V článku 4.2 je popsán způsob nahrazování zpráv podle verzí došlých zpráv (částí zprávy), explicitní zrušení zpráv (</w:t>
+        <w:t xml:space="preserve">V článcích 4.3 až 4.6 jsou podrobně popsány jak šablona Kontejneru </w:t>
       </w:r>
       <w:proofErr w:type="spellStart"/>
       <w:r>
         <w:rPr>
           <w:rFonts w:eastAsia="Arial"/>
         </w:rPr>
-        <w:t>cancellation</w:t>
+        <w:t>MMCTemplate</w:t>
       </w:r>
       <w:proofErr w:type="spellEnd"/>
       <w:r>
         <w:rPr>
           <w:rFonts w:eastAsia="Arial"/>
         </w:rPr>
-        <w:t>), rušení zpráv vypršením platnosti zprávy a způsob rotace čísla verze (omezeno na 0-255).</w:t>
+        <w:t xml:space="preserve"> a její atributy tak i její o</w:t>
+      </w:r>
+      <w:r>
+        <w:rPr>
+          <w:rFonts w:eastAsia="Arial"/>
+        </w:rPr>
+        <w:t>d</w:t>
+      </w:r>
+      <w:r>
+        <w:rPr>
+          <w:rFonts w:eastAsia="Arial"/>
+        </w:rPr>
+        <w:t xml:space="preserve">vozené typy: Kontejner </w:t>
+      </w:r>
+      <w:proofErr w:type="spellStart"/>
+      <w:r>
+        <w:rPr>
+          <w:rFonts w:eastAsia="Arial"/>
+        </w:rPr>
+        <w:t>MessageManagementContainer</w:t>
+      </w:r>
+      <w:proofErr w:type="spellEnd"/>
+      <w:r>
+        <w:rPr>
+          <w:rFonts w:eastAsia="Arial"/>
+        </w:rPr>
+        <w:t xml:space="preserve"> (pro monolitickou aktualizaci) a hlavní zpráva </w:t>
+      </w:r>
+      <w:proofErr w:type="spellStart"/>
+      <w:r>
+        <w:rPr>
+          <w:rFonts w:eastAsia="Arial"/>
+        </w:rPr>
+        <w:t>MMCMasterMessage</w:t>
+      </w:r>
+      <w:proofErr w:type="spellEnd"/>
+      <w:r>
+        <w:rPr>
+          <w:rFonts w:eastAsia="Arial"/>
+        </w:rPr>
+        <w:t xml:space="preserve"> a částečná zpráva </w:t>
+      </w:r>
+      <w:proofErr w:type="spellStart"/>
+      <w:r>
+        <w:rPr>
+          <w:rFonts w:eastAsia="Arial"/>
+        </w:rPr>
+        <w:t>MMCMessagePart</w:t>
+      </w:r>
+      <w:proofErr w:type="spellEnd"/>
+      <w:r>
+        <w:rPr>
+          <w:rFonts w:eastAsia="Arial"/>
+        </w:rPr>
+        <w:t xml:space="preserve"> (pro aktualizaci po částech). Ukázka popis konte</w:t>
+      </w:r>
+      <w:r>
+        <w:rPr>
+          <w:rFonts w:eastAsia="Arial"/>
+        </w:rPr>
+        <w:t>j</w:t>
+      </w:r>
+      <w:r>
+        <w:rPr>
+          <w:rFonts w:eastAsia="Arial"/>
+        </w:rPr>
+        <w:t xml:space="preserve">neru </w:t>
+      </w:r>
+      <w:proofErr w:type="spellStart"/>
+      <w:r>
+        <w:rPr>
+          <w:rFonts w:eastAsia="Arial"/>
+        </w:rPr>
+        <w:t>MMCTemplate</w:t>
+      </w:r>
+      <w:proofErr w:type="spellEnd"/>
+      <w:r>
+        <w:rPr>
+          <w:rFonts w:eastAsia="Arial"/>
+        </w:rPr>
+        <w:t xml:space="preserve"> je uveden v následující tabulce (část nečíslované tabulky z článku 4.3 popisovaného d</w:t>
+      </w:r>
+      <w:r>
+        <w:rPr>
+          <w:rFonts w:eastAsia="Arial"/>
+        </w:rPr>
+        <w:t>o</w:t>
+      </w:r>
+      <w:r>
+        <w:rPr>
+          <w:rFonts w:eastAsia="Arial"/>
+        </w:rPr>
+        <w:t>kumentu).</w:t>
       </w:r>
     </w:p>
     <w:p>
       <w:pPr>
-        <w:pStyle w:val="Textnormy"/>
-      </w:pPr>
-      <w:r>
-        <w:rPr>
-          <w:rFonts w:eastAsia="Arial"/>
-        </w:rPr>
-        <w:t xml:space="preserve">V článcích 4.3 až 4.6 jsou podrobně popsány jak šablona Kontejneru </w:t>
-      </w:r>
-      <w:proofErr w:type="spellStart"/>
-      <w:r>
-        <w:rPr>
-          <w:rFonts w:eastAsia="Arial"/>
-        </w:rPr>
-        <w:t>MMCTemplate</w:t>
-      </w:r>
-      <w:proofErr w:type="spellEnd"/>
-      <w:r>
-        <w:rPr>
-          <w:rFonts w:eastAsia="Arial"/>
-        </w:rPr>
-        <w:t xml:space="preserve"> a její atributy tak i její o</w:t>
-      </w:r>
-      <w:r>
-        <w:rPr>
-          <w:rFonts w:eastAsia="Arial"/>
-        </w:rPr>
-        <w:t>d</w:t>
-      </w:r>
-      <w:r>
-        <w:rPr>
-          <w:rFonts w:eastAsia="Arial"/>
-        </w:rPr>
-        <w:t xml:space="preserve">vozené typy: Kontejner </w:t>
-      </w:r>
-      <w:proofErr w:type="spellStart"/>
-      <w:r>
-        <w:rPr>
-          <w:rFonts w:eastAsia="Arial"/>
-        </w:rPr>
-        <w:t>MessageManagementContainer</w:t>
-      </w:r>
-      <w:proofErr w:type="spellEnd"/>
-      <w:r>
-        <w:rPr>
-          <w:rFonts w:eastAsia="Arial"/>
-        </w:rPr>
-        <w:t xml:space="preserve"> (pro monolitickou aktualizaci) a hlavní zpráva </w:t>
-      </w:r>
-      <w:proofErr w:type="spellStart"/>
-      <w:r>
-        <w:rPr>
-          <w:rFonts w:eastAsia="Arial"/>
-        </w:rPr>
-        <w:t>MMCMasterMessage</w:t>
-      </w:r>
-      <w:proofErr w:type="spellEnd"/>
-      <w:r>
-        <w:rPr>
-          <w:rFonts w:eastAsia="Arial"/>
-        </w:rPr>
-        <w:t xml:space="preserve"> a částečná zpráva </w:t>
-      </w:r>
-      <w:proofErr w:type="spellStart"/>
-      <w:r>
-        <w:rPr>
-          <w:rFonts w:eastAsia="Arial"/>
-        </w:rPr>
-        <w:t>MMCMessagePart</w:t>
-      </w:r>
-      <w:proofErr w:type="spellEnd"/>
-      <w:r>
-        <w:rPr>
-          <w:rFonts w:eastAsia="Arial"/>
-        </w:rPr>
-        <w:t xml:space="preserve"> (pro aktualizaci po částech). Ukázka popis konte</w:t>
-      </w:r>
-      <w:r>
-        <w:rPr>
-          <w:rFonts w:eastAsia="Arial"/>
-        </w:rPr>
-        <w:t>j</w:t>
-      </w:r>
-      <w:r>
-        <w:rPr>
-          <w:rFonts w:eastAsia="Arial"/>
-        </w:rPr>
-        <w:t xml:space="preserve">neru </w:t>
-      </w:r>
-      <w:proofErr w:type="spellStart"/>
-      <w:r>
-        <w:rPr>
-          <w:rFonts w:eastAsia="Arial"/>
-        </w:rPr>
-        <w:t>MMCTemplate</w:t>
-      </w:r>
-      <w:proofErr w:type="spellEnd"/>
-      <w:r>
-        <w:rPr>
-          <w:rFonts w:eastAsia="Arial"/>
-        </w:rPr>
-        <w:t xml:space="preserve"> je uveden v následující tabulce (část nečíslované tabulky z článku 4.3 popisovaného d</w:t>
-      </w:r>
-      <w:r>
-        <w:rPr>
-          <w:rFonts w:eastAsia="Arial"/>
-        </w:rPr>
-        <w:t>o</w:t>
-      </w:r>
-      <w:r>
-        <w:rPr>
-          <w:rFonts w:eastAsia="Arial"/>
-        </w:rPr>
-        <w:t>kumentu).</w:t>
-      </w:r>
-    </w:p>
-    <w:p>
-      <w:pPr>
         <w:pStyle w:val="NadpisTabObr"/>
       </w:pPr>
       <w:r>
         <w:rPr>
           <w:rFonts w:eastAsia="Arial"/>
         </w:rPr>
-        <w:t xml:space="preserve">Tabulka 1 – Ukázka tabulky v části 4.3 stanovující vlastnosti šablony </w:t>
-      </w:r>
-      <w:proofErr w:type="spellStart"/>
-      <w:r>
-        <w:rPr>
-          <w:rFonts w:eastAsia="Arial"/>
-        </w:rPr>
-        <w:t>MMCTemplate</w:t>
-      </w:r>
-      <w:proofErr w:type="spellEnd"/>
+        <w:t xml:space="preserve">Obrázek 1 – </w:t>
+      </w:r>
+      <w:r>
+        <w:rPr>
+          <w:rFonts w:eastAsia="Arial"/>
+        </w:rPr>
+        <w:t xml:space="preserve">Ukázka tabulky v části 4.3 stanovující vlastnosti šablony MMCTemplate</w:t>
+      </w:r>
     </w:p>
     <w:p>
       <w:pPr>
@@ -1617,141 +1307,7 @@
         <w:rPr>
           <w:rFonts w:eastAsia="Arial"/>
         </w:rPr>
-        <w:t xml:space="preserve">V části </w:t>
-      </w:r>
-      <w:proofErr w:type="gramStart"/>
-      <w:r>
-        <w:rPr>
-          <w:rFonts w:eastAsia="Arial"/>
-        </w:rPr>
-        <w:t>A.1 jsou</w:t>
-      </w:r>
-      <w:proofErr w:type="gramEnd"/>
-      <w:r>
-        <w:rPr>
-          <w:rFonts w:eastAsia="Arial"/>
-        </w:rPr>
-        <w:t xml:space="preserve"> uvedeny složky zprávy (resp. jejich binární reprezentace). Nejprve je zavedena šablona Konte</w:t>
-      </w:r>
-      <w:r>
-        <w:rPr>
-          <w:rFonts w:eastAsia="Arial"/>
-        </w:rPr>
-        <w:t>j</w:t>
-      </w:r>
-      <w:r>
-        <w:rPr>
-          <w:rFonts w:eastAsia="Arial"/>
-        </w:rPr>
-        <w:t>neru pro management zpráv &lt;</w:t>
-      </w:r>
-      <w:proofErr w:type="spellStart"/>
-      <w:r>
-        <w:rPr>
-          <w:rFonts w:eastAsia="Arial"/>
-        </w:rPr>
-        <w:t>MMCTemplate</w:t>
-      </w:r>
-      <w:proofErr w:type="spellEnd"/>
-      <w:r>
-        <w:rPr>
-          <w:rFonts w:eastAsia="Arial"/>
-        </w:rPr>
-        <w:t>(x)&gt; a od ní jsou poté odvozeny kon</w:t>
-      </w:r>
-      <w:r>
-        <w:rPr>
-          <w:rFonts w:eastAsia="Arial"/>
-        </w:rPr>
-        <w:t xml:space="preserve">krétní typy, samotný Kontejner </w:t>
-      </w:r>
-      <w:r>
-        <w:rPr>
-          <w:rFonts w:eastAsia="Arial"/>
-        </w:rPr>
-        <w:t>&lt;</w:t>
-      </w:r>
-      <w:proofErr w:type="spellStart"/>
-      <w:r>
-        <w:rPr>
-          <w:rFonts w:eastAsia="Arial"/>
-        </w:rPr>
-        <w:t>MessageManagementContainer</w:t>
-      </w:r>
-      <w:proofErr w:type="spellEnd"/>
-      <w:r>
-        <w:rPr>
-          <w:rFonts w:eastAsia="Arial"/>
-        </w:rPr>
-        <w:t>(x)&gt;, hlavní zpráva  Kontejneru &lt;</w:t>
-      </w:r>
-      <w:proofErr w:type="spellStart"/>
-      <w:r>
-        <w:rPr>
-          <w:rFonts w:eastAsia="Arial"/>
-        </w:rPr>
-        <w:t>MMCMasterMessage</w:t>
-      </w:r>
-      <w:proofErr w:type="spellEnd"/>
-      <w:r>
-        <w:rPr>
-          <w:rFonts w:eastAsia="Arial"/>
-        </w:rPr>
-        <w:t>(x)&gt; a část zprávy Ko</w:t>
-      </w:r>
-      <w:r>
-        <w:rPr>
-          <w:rFonts w:eastAsia="Arial"/>
-        </w:rPr>
-        <w:t>n</w:t>
-      </w:r>
-      <w:r>
-        <w:rPr>
-          <w:rFonts w:eastAsia="Arial"/>
-        </w:rPr>
-        <w:t>tejneru &lt;</w:t>
-      </w:r>
-      <w:proofErr w:type="spellStart"/>
-      <w:r>
-        <w:rPr>
-          <w:rFonts w:eastAsia="Arial"/>
-        </w:rPr>
-        <w:t>MMCMessagePart</w:t>
-      </w:r>
-      <w:proofErr w:type="spellEnd"/>
-      <w:r>
-        <w:rPr>
-          <w:rFonts w:eastAsia="Arial"/>
-        </w:rPr>
-        <w:t>(x)&gt;. Pro vysvětlení jednotlivých částí výše uvedených datových typů jsou uvedeny odkazy do těla dokumentu, do kapitoly 4. Ukázka zavedení struktury &lt;</w:t>
-      </w:r>
-      <w:proofErr w:type="spellStart"/>
-      <w:r>
-        <w:rPr>
-          <w:rFonts w:eastAsia="Arial"/>
-        </w:rPr>
-        <w:t>MMCTemplate</w:t>
-      </w:r>
-      <w:proofErr w:type="spellEnd"/>
-      <w:r>
-        <w:rPr>
-          <w:rFonts w:eastAsia="Arial"/>
-        </w:rPr>
-        <w:t xml:space="preserve">(x)&gt; je na následujícím obrázku (obrázek části textu v článku </w:t>
-      </w:r>
-      <w:proofErr w:type="gramStart"/>
-      <w:r>
-        <w:rPr>
-          <w:rFonts w:eastAsia="Arial"/>
-        </w:rPr>
-        <w:t>A.1 popisovaného</w:t>
-      </w:r>
-      <w:proofErr w:type="gramEnd"/>
-      <w:r>
-        <w:rPr>
-          <w:rFonts w:eastAsia="Arial"/>
-        </w:rPr>
-        <w:t xml:space="preserve"> dokumentu).</w:t>
+        <w:t xml:space="preserve">V části A.1 jsou uvedeny složky zprávy (resp. jejich binární reprezentace). Nejprve je zavedena šablona Kontejneru pro management zpráv a od ní jsou poté odvozeny konkrétní typy, samotný Kontejner , hlavní zpráva Kontejneru a část zprávy Kontejneru . Pro vysvětlení jednotlivých částí výše uvedených datových typů jsou uvedeny odkazy do těla dokumentu, do kapitoly 4. Ukázka zavedení struktury je na následujícím obrázku (obrázek části textu v článku A.1 popisovaného dokumentu).</w:t>
       </w:r>
     </w:p>
     <w:p>
@@ -1809,21 +1365,13 @@
         <w:rPr>
           <w:rFonts w:eastAsia="Arial"/>
         </w:rPr>
-        <w:t>Obrázek 2 – Ukázka binární struktury šablony Kontejneru pro management zpráv &lt;</w:t>
-      </w:r>
-      <w:proofErr w:type="spellStart"/>
-      <w:r>
-        <w:rPr>
-          <w:rFonts w:eastAsia="Arial"/>
-        </w:rPr>
-        <w:t>MMCTemplate</w:t>
-      </w:r>
-      <w:proofErr w:type="spellEnd"/>
-      <w:r>
-        <w:rPr>
-          <w:rFonts w:eastAsia="Arial"/>
-        </w:rPr>
-        <w:t>(x)&gt;</w:t>
+        <w:t xml:space="preserve">Obrázek 4 – </w:t>
+      </w:r>
+      <w:r>
+        <w:rPr>
+          <w:rFonts w:eastAsia="Arial"/>
+        </w:rPr>
+        <w:t xml:space="preserve">Ukázka binární struktury šablony Kontejneru pro management zpráv &lt;MMCTemplate(x)&gt;</w:t>
       </w:r>
     </w:p>
     <w:p>
@@ -1834,35 +1382,7 @@
         <w:rPr>
           <w:rFonts w:eastAsia="Arial"/>
         </w:rPr>
-        <w:t xml:space="preserve">Část </w:t>
-      </w:r>
-      <w:proofErr w:type="gramStart"/>
-      <w:r>
-        <w:rPr>
-          <w:rFonts w:eastAsia="Arial"/>
-        </w:rPr>
-        <w:t>A.2 uvádí</w:t>
-      </w:r>
-      <w:proofErr w:type="gramEnd"/>
-      <w:r>
-        <w:rPr>
-          <w:rFonts w:eastAsia="Arial"/>
-        </w:rPr>
-        <w:t xml:space="preserve"> jeden nový datový typ, adresář pro zprávy o více částech &lt;</w:t>
-      </w:r>
-      <w:proofErr w:type="spellStart"/>
-      <w:r>
-        <w:rPr>
-          <w:rFonts w:eastAsia="Arial"/>
-        </w:rPr>
-        <w:t>MultiPartMessageDirectory</w:t>
-      </w:r>
-      <w:proofErr w:type="spellEnd"/>
-      <w:r>
-        <w:rPr>
-          <w:rFonts w:eastAsia="Arial"/>
-        </w:rPr>
-        <w:t>&gt;.</w:t>
+        <w:t xml:space="preserve">Část A.2 uvádí jeden nový datový typ, adresář pro zprávy o více částech.</w:t>
       </w:r>
     </w:p>
     <w:p>
@@ -2257,7 +1777,7 @@
         <w:pStyle w:val="Nadpis1"/>
       </w:pPr>
       <w:r>
-        <w:t>Bibliografie</w:t>
+        <w:t xml:space="preserve">Literatura</w:t>
       </w:r>
     </w:p>
     <w:p>

--- a/extrakty/doc/TC278WG4/extract_21219-6_(2016).docx
+++ b/extrakty/doc/TC278WG4/extract_21219-6_(2016).docx
@@ -364,7 +364,7 @@
         <w:rPr>
           <w:rFonts w:eastAsia="Arial"/>
         </w:rPr>
-        <w:t>Monholitic</w:t>
+        <w:t xml:space="preserve">Monolithic</w:t>
       </w:r>
       <w:proofErr w:type="spellEnd"/>
       <w:r>
@@ -1307,7 +1307,7 @@
         <w:rPr>
           <w:rFonts w:eastAsia="Arial"/>
         </w:rPr>
-        <w:t xml:space="preserve">V části A.1 jsou uvedeny složky zprávy (resp. jejich binární reprezentace). Nejprve je zavedena šablona Kontejneru pro management zpráv a od ní jsou poté odvozeny konkrétní typy, samotný Kontejner , hlavní zpráva Kontejneru a část zprávy Kontejneru . Pro vysvětlení jednotlivých částí výše uvedených datových typů jsou uvedeny odkazy do těla dokumentu, do kapitoly 4. Ukázka zavedení struktury je na následujícím obrázku (obrázek části textu v článku A.1 popisovaného dokumentu).</w:t>
+        <w:t xml:space="preserve">V části A.1 jsou uvedeny složky zprávy (resp. jejich binární reprezentace). Nejprve je zavedena šablona Kontejneru pro management zpráv a od ní jsou poté odvozeny konkrétní typy, samotný Kontejner, hlavní zpráva Kontejneru a část zprávy Kontejneru. Pro vysvětlení jednotlivých částí výše uvedených datových typů jsou uvedeny odkazy do těla dokumentu, do kapitoly 4. Ukázka zavedení struktury je na následujícím obrázku (obrázek části textu v článku A.1 popisovaného dokumentu).</w:t>
       </w:r>
     </w:p>
     <w:p>

--- a/extrakty/doc/TC278WG4/extract_21219-6_(2016).docx
+++ b/extrakty/doc/TC278WG4/extract_21219-6_(2016).docx
@@ -170,12 +170,11 @@
     </w:p>
     <w:p>
       <w:pPr>
-        <w:pStyle w:val="Poznmka"/>
-      </w:pPr>
-      <w:r>
-        <w:rPr>
-          <w:rFonts w:eastAsia="Arial"/>
-          <w:i/>
+        <w:pStyle w:val="Textnormy"/>
+      </w:pPr>
+      <w:r>
+        <w:rPr>
+          <w:rFonts w:eastAsia="Arial"/>
         </w:rPr>
         <w:t xml:space="preserve">Poznámka: Extrakt uvádí vybrané kapitoly popisovaného dokumentu a přejímá původní číslování kapitol.</w:t>
       </w:r>
@@ -278,7 +277,7 @@
         <w:pStyle w:val="Nadpis1"/>
       </w:pPr>
       <w:r>
-        <w:t>Souvisící normy</w:t>
+        <w:t xml:space="preserve">1 Předmět normy</w:t>
       </w:r>
     </w:p>
     <w:p>
@@ -289,7 +288,19 @@
         <w:rPr>
           <w:rFonts w:eastAsia="Arial"/>
         </w:rPr>
-        <w:t xml:space="preserve">Tento dokument uvádí 4 normativní odkazy na normu TPEG2 ISO 21219 části 2 (pravidla modelování), 3 (odvození do binární podoby) a 4 (odvození do XML)  a normu TPEG1 ISO 18234-3 Informace o službách a síti.</w:t>
+        <w:t>Popisovaný dokument stanoví Kontejner pro management zpráv MMC, který potřebují všechny ostatní aplikace TPEG k poskytnutí informací klientskému zařízení o způsobu nakládání se zprávou (její částí). MMC obsahuje informace umožňující dekodéru správně pracovat se zprávou, skládat ji z částí, aktualizovat, prezentovat uživ</w:t>
+      </w:r>
+      <w:r>
+        <w:rPr>
+          <w:rFonts w:eastAsia="Arial"/>
+        </w:rPr>
+        <w:t>a</w:t>
+      </w:r>
+      <w:r>
+        <w:rPr>
+          <w:rFonts w:eastAsia="Arial"/>
+        </w:rPr>
+        <w:t xml:space="preserve">teli. MMC obsahuje mimo jiné identifikátor zprávy, časovou platnost a verze všech částí zprávy. </w:t>
       </w:r>
     </w:p>
     <w:p>
@@ -297,7 +308,7 @@
         <w:pStyle w:val="Nadpis1"/>
       </w:pPr>
       <w:r>
-        <w:t>1 Předmět</w:t>
+        <w:t xml:space="preserve">2 Souvisící normy</w:t>
       </w:r>
     </w:p>
     <w:p>
@@ -308,19 +319,7 @@
         <w:rPr>
           <w:rFonts w:eastAsia="Arial"/>
         </w:rPr>
-        <w:t>Popisovaný dokument stanoví Kontejner pro management zpráv MMC, který potřebují všechny ostatní aplikace TPEG k poskytnutí informací klientskému zařízení o způsobu nakládání se zprávou (její částí). MMC obsahuje informace umožňující dekodéru správně pracovat se zprávou, skládat ji z částí, aktualizovat, prezentovat uživ</w:t>
-      </w:r>
-      <w:r>
-        <w:rPr>
-          <w:rFonts w:eastAsia="Arial"/>
-        </w:rPr>
-        <w:t>a</w:t>
-      </w:r>
-      <w:r>
-        <w:rPr>
-          <w:rFonts w:eastAsia="Arial"/>
-        </w:rPr>
-        <w:t xml:space="preserve">teli. MMC obsahuje mimo jiné identifikátor zprávy, časovou platnost a verze všech částí zprávy. </w:t>
+        <w:t xml:space="preserve">Tento dokument uvádí 4 normativní odkazy na normu TPEG2 ISO 21219 části 2 (pravidla modelování), 3 (odvození do binární podoby) a 4 (odvození do XML)  a normu TPEG1 ISO 18234-3 Informace o službách a síti.</w:t>
       </w:r>
     </w:p>
     <w:p>
@@ -328,7 +327,7 @@
         <w:pStyle w:val="Nadpis1"/>
       </w:pPr>
       <w:r>
-        <w:t>3 Termíny, definice a zkratky</w:t>
+        <w:t xml:space="preserve">3 Termíny, definice a zkratky</w:t>
       </w:r>
     </w:p>
     <w:p>
@@ -634,19 +633,7 @@
         <w:rPr>
           <w:rFonts w:eastAsia="Arial"/>
         </w:rPr>
-        <w:t xml:space="preserve">Další termíny a zkratky z oboru ITS jsou obsaženy ve slovníku ITS </w:t>
-      </w:r>
-      <w:r>
-        <w:rPr>
-          <w:rFonts w:eastAsia="Arial"/>
-        </w:rPr>
-        <w:t xml:space="preserve">terminology </w:t>
-      </w:r>
-      <w:r>
-        <w:rPr>
-          <w:rFonts w:eastAsia="Arial"/>
-        </w:rPr>
-        <w:t>(www.ITSterminology.org).</w:t>
+        <w:t xml:space="preserve">Další termíny a zkratky z oboru ITS jsou obsaženy ve slovníku ITS terminology (www.ITSterminology.org).</w:t>
       </w:r>
     </w:p>
     <w:p>

--- a/extrakty/doc/TC278WG4/extract_21219-6_(2016).docx
+++ b/extrakty/doc/TC278WG4/extract_21219-6_(2016).docx
@@ -77,10 +77,10 @@
               <w:pStyle w:val="1StrTrZn"/>
             </w:pPr>
             <w:r>
-              <w:t xml:space="preserve">01 </w:t>
+              <w:t xml:space="preserve"/>
             </w:r>
             <w:r>
-              <w:t>8259</w:t>
+              <w:t/>
             </w:r>
           </w:p>
         </w:tc>
@@ -92,12 +92,12 @@
         <w:jc w:val="right"/>
       </w:pPr>
       <w:r>
-        <w:t>Vydána</w:t>
+        <w:t xml:space="preserve">Vydána 2015, 18 stran</w:t>
       </w:r>
       <w:bookmarkStart w:id="0" w:name="_GoBack"/>
       <w:bookmarkEnd w:id="0"/>
       <w:r>
-        <w:t xml:space="preserve"> 2015, 28 stran</w:t>
+        <w:t xml:space="preserve"/>
       </w:r>
     </w:p>
     <w:p>
